--- a/word_reports/LP_0312_위치_293_Shannon_Let the Music Pla.docx
+++ b/word_reports/LP_0312_위치_293_Shannon_Let the Music Pla.docx
@@ -4,7 +4,7 @@
   <w:body>
     <w:p>
       <w:pPr>
-        <w:spacing w:after="280"/>
+        <w:spacing w:after="80"/>
       </w:pPr>
       <w:r>
         <w:rPr w:rFonts="맑은 고딕">
@@ -13,94 +13,47 @@
           <w:color w:val="1E3A8A"/>
           <w:sz w:val="30"/>
         </w:rPr>
-        <w:t>[293] Shannon - Let the Music Play</w:t>
+        <w:t>Shannon (섀넌) - Let the Music Play</w:t>
       </w:r>
     </w:p>
     <w:p>
       <w:pPr>
-        <w:spacing w:after="320"/>
+        <w:spacing w:after="240"/>
       </w:pPr>
       <w:r>
         <w:rPr w:rFonts="맑은 고딕">
           <w:rFonts w:ascii="맑은 고딕" w:hAnsi="맑은 고딕" w:eastAsia="맑은 고딕"/>
           <w:b/>
-          <w:sz w:val="20"/>
+          <w:color w:val="4B5563"/>
+          <w:sz w:val="22"/>
         </w:rPr>
-        <w:t>■ 위치 : 293</w:t>
-        <w:br/>
-      </w:r>
-      <w:r>
-        <w:rPr w:rFonts="맑은 고딕">
-          <w:rFonts w:ascii="맑은 고딕" w:hAnsi="맑은 고딕" w:eastAsia="맑은 고딕"/>
-          <w:b/>
-          <w:sz w:val="20"/>
-        </w:rPr>
-        <w:t>■ 아티스트 : Shannon</w:t>
-        <w:br/>
-      </w:r>
-      <w:r>
-        <w:rPr w:rFonts="맑은 고딕">
-          <w:rFonts w:ascii="맑은 고딕" w:hAnsi="맑은 고딕" w:eastAsia="맑은 고딕"/>
-          <w:b/>
-          <w:sz w:val="20"/>
-        </w:rPr>
-        <w:t>■ 앨범명 : Let the Music Play</w:t>
-        <w:br/>
-      </w:r>
-      <w:r>
-        <w:rPr w:rFonts="맑은 고딕">
-          <w:rFonts w:ascii="맑은 고딕" w:hAnsi="맑은 고딕" w:eastAsia="맑은 고딕"/>
-          <w:b w:val="0"/>
-          <w:sz w:val="20"/>
-        </w:rPr>
-        <w:t>■ 음반 레이블 : Emergency Records</w:t>
-        <w:br/>
-      </w:r>
-      <w:r>
-        <w:rPr w:rFonts="맑은 고딕">
-          <w:rFonts w:ascii="맑은 고딕" w:hAnsi="맑은 고딕" w:eastAsia="맑은 고딕"/>
-          <w:b w:val="0"/>
-          <w:sz w:val="20"/>
-        </w:rPr>
-        <w:t>■ 발매년도 : 1984</w:t>
-        <w:br/>
-      </w:r>
-      <w:r>
-        <w:rPr w:rFonts="맑은 고딕">
-          <w:rFonts w:ascii="맑은 고딕" w:hAnsi="맑은 고딕" w:eastAsia="맑은 고딕"/>
-          <w:b w:val="0"/>
-          <w:sz w:val="20"/>
-        </w:rPr>
-        <w:t>■ 장르 : 프리스타일 (Freestyle), 댄스팝 (Dance-pop), 포스트 디스코 (Post-disco), 씬스팝 (Synth-pop)</w:t>
-        <w:br/>
-      </w:r>
-      <w:r>
-        <w:rPr w:rFonts="맑은 고딕">
-          <w:rFonts w:ascii="맑은 고딕" w:hAnsi="맑은 고딕" w:eastAsia="맑은 고딕"/>
-          <w:b w:val="0"/>
-          <w:sz w:val="20"/>
-        </w:rPr>
-        <w:t>■ 주요 수록곡 : 1. Let the Music Play</w:t>
-        <w:br/>
+        <w:t>위치 :  293</w:t>
       </w:r>
     </w:p>
     <w:p>
       <w:pPr>
-        <w:spacing w:after="160"/>
+        <w:spacing w:line="324" w:lineRule="auto" w:before="80" w:after="160"/>
       </w:pPr>
       <w:r>
         <w:rPr w:rFonts="맑은 고딕">
           <w:rFonts w:ascii="맑은 고딕" w:hAnsi="맑은 고딕" w:eastAsia="맑은 고딕"/>
           <w:b/>
           <w:color w:val="1F2937"/>
-          <w:sz w:val="24"/>
+          <w:sz w:val="22"/>
         </w:rPr>
-        <w:t>■ 음반 해설 및 감상 가이드</w:t>
+        <w:t xml:space="preserve">[음반 소개] </w:t>
+      </w:r>
+      <w:r>
+        <w:rPr w:rFonts="맑은 고딕">
+          <w:rFonts w:ascii="맑은 고딕" w:hAnsi="맑은 고딕" w:eastAsia="맑은 고딕"/>
+          <w:b w:val="0"/>
+          <w:sz w:val="21"/>
+        </w:rPr>
       </w:r>
     </w:p>
     <w:p>
       <w:pPr>
-        <w:spacing w:line="312" w:lineRule="auto" w:after="120"/>
+        <w:spacing w:line="324" w:lineRule="auto" w:after="120"/>
       </w:pPr>
       <w:r>
         <w:rPr w:rFonts="맑은 고딕">
@@ -108,51 +61,516 @@
           <w:b w:val="0"/>
           <w:sz w:val="21"/>
         </w:rPr>
-        <w:t>1980년대 초반 디스코의 황혼기 이후, 댄스 뮤직의 새로운 지평을 열었던 보컬리스트 섀넌(Shannon)의 데뷔 앨범 [Let the Music Play]는 팝 음악사에 있어 '프리스타일(Freestyle)' 장르의 포문을 연 역사적인 명반입니다. 프로듀서 크리스 바보사(Chris Barbosa)와 마크 리겟(Mark Liggett)의 혁신적인 프로덕션이 집약된 이 음반은, 당대 클럽 씬에 신선한 충격을 주었던 이른바 '섀넌 사운드'를 정립하며 빌보드 차트를 비롯한 전 세계 음악 시장을 매료시켰습니다.</w:t>
+        <w:t>1980년대 초반, 디스코의 화려한 황혼을 지나 새로운 전자 음악의 새벽을 연 섀넌(Shannon)의 데뷔작 *Let the Music Play*는 댄스 팝과 일렉트로 펑크의 경계를 허문 음악사적 분수령입니다. 차가운 신시사이저의 비트 속에서도 찬란하게 피어나는 폭발적인 소울 보컬은 시대를 뛰어넘어 리스너들의 심장을 박동하게 만듭니다. '프리스타일(Freestyle)'이라는 새로운 음악적 조류의 효시가 된 이 음반은 청춘의 찬란한 해방감과 애절한 낭만을 고스란히 품고 있습니다. 턴테이블 위에서 회전하는 그루브 속에 깃든 혁신성은 반세기가 지난 오늘날에도 여전히 영롱한 아날로그의 빛을 발합니다.</w:t>
       </w:r>
     </w:p>
     <w:p>
       <w:pPr>
-        <w:spacing w:line="312" w:lineRule="auto" w:after="120"/>
+        <w:spacing w:line="324" w:lineRule="auto" w:before="200" w:after="80"/>
       </w:pPr>
+      <w:r>
+        <w:rPr w:rFonts="맑은 고딕">
+          <w:rFonts w:ascii="맑은 고딕" w:hAnsi="맑은 고딕" w:eastAsia="맑은 고딕"/>
+          <w:b/>
+          <w:color w:val="1E3A8A"/>
+          <w:sz w:val="24"/>
+        </w:rPr>
+        <w:t>1. 음반 데이터</w:t>
+      </w:r>
+    </w:p>
+    <w:p>
+      <w:pPr>
+        <w:spacing w:line="324" w:lineRule="auto" w:after="80"/>
+      </w:pPr>
+      <w:r>
+        <w:rPr w:rFonts="맑은 고딕">
+          <w:rFonts w:ascii="맑은 고딕" w:hAnsi="맑은 고딕" w:eastAsia="맑은 고딕"/>
+          <w:b w:val="0"/>
+          <w:color w:val="6B7280"/>
+          <w:sz w:val="21"/>
+        </w:rPr>
+        <w:t xml:space="preserve">· </w:t>
+      </w:r>
+      <w:r>
+        <w:rPr w:rFonts="맑은 고딕">
+          <w:rFonts w:ascii="맑은 고딕" w:hAnsi="맑은 고딕" w:eastAsia="맑은 고딕"/>
+          <w:b/>
+          <w:color w:val="1F2937"/>
+          <w:sz w:val="21"/>
+        </w:rPr>
+        <w:t xml:space="preserve">앨범명: </w:t>
+      </w:r>
       <w:r>
         <w:rPr w:rFonts="맑은 고딕">
           <w:rFonts w:ascii="맑은 고딕" w:hAnsi="맑은 고딕" w:eastAsia="맑은 고딕"/>
           <w:b w:val="0"/>
           <w:sz w:val="21"/>
         </w:rPr>
-        <w:t>음악적으로 이 앨범은 싱코페이션(당김음)이 강조된 리드미컬한 신디사이저 베이스라인과 강렬한 라틴풍 드럼 머신 비트가 조화를 이루며 묵직한 그루브를 형성합니다. 차가운 기계음이 주를 이루는 전자 음악의 틀 안에서도 섀넌의 보컬은 단연 독보적인 존재감을 발휘합니다. 그녀의 매혹적이고 풍부한 미성, 그리고 깊은 소울이 담긴 하이톤 보컬은 정교한 아르페지오 신디사이저 사운드 사이를 매끄럽게 유영하며 곡 전체에 뜨거운 생명력과 감성을 불어넣습니다.</w:t>
+        <w:t>Let the Music Play</w:t>
       </w:r>
     </w:p>
     <w:p>
       <w:pPr>
-        <w:spacing w:line="312" w:lineRule="auto" w:after="120"/>
+        <w:spacing w:line="324" w:lineRule="auto" w:after="80"/>
       </w:pPr>
+      <w:r>
+        <w:rPr w:rFonts="맑은 고딕">
+          <w:rFonts w:ascii="맑은 고딕" w:hAnsi="맑은 고딕" w:eastAsia="맑은 고딕"/>
+          <w:b w:val="0"/>
+          <w:color w:val="6B7280"/>
+          <w:sz w:val="21"/>
+        </w:rPr>
+        <w:t xml:space="preserve">· </w:t>
+      </w:r>
+      <w:r>
+        <w:rPr w:rFonts="맑은 고딕">
+          <w:rFonts w:ascii="맑은 고딕" w:hAnsi="맑은 고딕" w:eastAsia="맑은 고딕"/>
+          <w:b/>
+          <w:color w:val="1F2937"/>
+          <w:sz w:val="21"/>
+        </w:rPr>
+        <w:t xml:space="preserve">아티스트: </w:t>
+      </w:r>
       <w:r>
         <w:rPr w:rFonts="맑은 고딕">
           <w:rFonts w:ascii="맑은 고딕" w:hAnsi="맑은 고딕" w:eastAsia="맑은 고딕"/>
           <w:b w:val="0"/>
           <w:sz w:val="21"/>
         </w:rPr>
-        <w:t>앨범과 동명의 타이틀곡이자 불후의 댄스 클래식인 "Let the Music Play"는 긴장감 넘치는 베이스 루프와 아련한 보컬 코러스가 절묘하게 어우러진 트랙으로, 80년대 밤의 열기와 낭만을 그대로 응축해 놓은 듯한 압도적인 몰입감을 선사합니다. 연이어 히트를 기록한 "Give Me Tonight" 역시 드라마틱한 곡 전개와 섀넌의 호소력 짙은 보컬이 돋보이는 곡으로 프리스타일 음악의 정석을 보여줍니다. 아울러 "My Heart's Divided"와 "Sweet Somebody" 같은 수록곡들 역시 당대 뉴욕 클럽 씬의 감각적인 에너지와 팝적인 멜로디 라인을 아낌없이 담아내고 있습니다.</w:t>
+        <w:t>Shannon (섀넌)</w:t>
       </w:r>
     </w:p>
     <w:p>
       <w:pPr>
-        <w:spacing w:line="312" w:lineRule="auto" w:after="120"/>
+        <w:spacing w:line="324" w:lineRule="auto" w:after="80"/>
       </w:pPr>
+      <w:r>
+        <w:rPr w:rFonts="맑은 고딕">
+          <w:rFonts w:ascii="맑은 고딕" w:hAnsi="맑은 고딕" w:eastAsia="맑은 고딕"/>
+          <w:b w:val="0"/>
+          <w:color w:val="6B7280"/>
+          <w:sz w:val="21"/>
+        </w:rPr>
+        <w:t xml:space="preserve">· </w:t>
+      </w:r>
+      <w:r>
+        <w:rPr w:rFonts="맑은 고딕">
+          <w:rFonts w:ascii="맑은 고딕" w:hAnsi="맑은 고딕" w:eastAsia="맑은 고딕"/>
+          <w:b/>
+          <w:color w:val="1F2937"/>
+          <w:sz w:val="21"/>
+        </w:rPr>
+        <w:t xml:space="preserve">발매 정보: </w:t>
+      </w:r>
       <w:r>
         <w:rPr w:rFonts="맑은 고딕">
           <w:rFonts w:ascii="맑은 고딕" w:hAnsi="맑은 고딕" w:eastAsia="맑은 고딕"/>
           <w:b w:val="0"/>
           <w:sz w:val="21"/>
         </w:rPr>
-        <w:t>[Let the Music Play]는 단순한 80년대 댄스 음반을 넘어, 후대 현대 전자 댄스 음악(EDM)과 디바 댄스팝의 모태가 된 청사진과도 같은 작품입니다. LP의 아날로그 홈을 타고 울려 퍼지는 둔탁하면서도 명확한 스네어 드럼의 타격감과 섀넌의 세련된 목소리는, 청자들을 단숨에 1980년대 화려했던 감성 피크의 한가운데로 안내하는 특별한 청각적 유산을 제공할 것입니다.</w:t>
+        <w:t>1984년 미라지/애틀랜틱 레코드(Mirage/Atlantic Records)를 통해 발매된 섀넌의 정규 데뷔 앨범으로, 프로듀서 크리스 바르보사(Chris Barbosa)와 마크 리겟(Mark Liggett)이 주도하여 댄스 음악의 혁명적 사운드라 불리는 '프리스타일' 장르의 탄생을 알린 역사적인 명반입니다.</w:t>
+      </w:r>
+    </w:p>
+    <w:p>
+      <w:pPr>
+        <w:spacing w:line="324" w:lineRule="auto" w:after="80"/>
+      </w:pPr>
+      <w:r>
+        <w:rPr w:rFonts="맑은 고딕">
+          <w:rFonts w:ascii="맑은 고딕" w:hAnsi="맑은 고딕" w:eastAsia="맑은 고딕"/>
+          <w:b w:val="0"/>
+          <w:color w:val="6B7280"/>
+          <w:sz w:val="21"/>
+        </w:rPr>
+        <w:t xml:space="preserve">· </w:t>
+      </w:r>
+      <w:r>
+        <w:rPr w:rFonts="맑은 고딕">
+          <w:rFonts w:ascii="맑은 고딕" w:hAnsi="맑은 고딕" w:eastAsia="맑은 고딕"/>
+          <w:b/>
+          <w:color w:val="1F2937"/>
+          <w:sz w:val="21"/>
+        </w:rPr>
+        <w:t xml:space="preserve">LP 인기도(판매량): </w:t>
+      </w:r>
+      <w:r>
+        <w:rPr w:rFonts="맑은 고딕">
+          <w:rFonts w:ascii="맑은 고딕" w:hAnsi="맑은 고딕" w:eastAsia="맑은 고딕"/>
+          <w:b w:val="0"/>
+          <w:sz w:val="21"/>
+        </w:rPr>
+        <w:t>타이틀곡 'Let the Music Play'가 빌보드 핫 100 차트 8위, 댄스 클럽 플레이 차트 1위에 오르며 전 세계적인 신드롬을 일으켰고, 앨범 역시 미국 음반 산업 협회(RIAA) 골드(50만 장 이상 판매) 인증을 획득하며 상업적으로 눈부신 성공을 거두었습니다.</w:t>
+      </w:r>
+    </w:p>
+    <w:p>
+      <w:pPr>
+        <w:spacing w:line="324" w:lineRule="auto" w:after="80"/>
+      </w:pPr>
+      <w:r>
+        <w:rPr w:rFonts="맑은 고딕">
+          <w:rFonts w:ascii="맑은 고딕" w:hAnsi="맑은 고딕" w:eastAsia="맑은 고딕"/>
+          <w:b w:val="0"/>
+          <w:color w:val="6B7280"/>
+          <w:sz w:val="21"/>
+        </w:rPr>
+        <w:t xml:space="preserve">· </w:t>
+      </w:r>
+      <w:r>
+        <w:rPr w:rFonts="맑은 고딕">
+          <w:rFonts w:ascii="맑은 고딕" w:hAnsi="맑은 고딕" w:eastAsia="맑은 고딕"/>
+          <w:b/>
+          <w:color w:val="1F2937"/>
+          <w:sz w:val="21"/>
+        </w:rPr>
+        <w:t xml:space="preserve">각종 수상경력: </w:t>
+      </w:r>
+      <w:r>
+        <w:rPr w:rFonts="맑은 고딕">
+          <w:rFonts w:ascii="맑은 고딕" w:hAnsi="맑은 고딕" w:eastAsia="맑은 고딕"/>
+          <w:b w:val="0"/>
+          <w:sz w:val="21"/>
+        </w:rPr>
+        <w:t>1985년 제27회 그래미 어워드 '최우수 여성 R&amp;B 보컬 퍼포먼스(Best R&amp;B Vocal Performance, Female)' 부문에 노미네이트되었으며, 주요 음악 전문지로부터 80년대를 대표하는 최고의 댄스 클래식으로 공인받았습니다.</w:t>
+      </w:r>
+    </w:p>
+    <w:p>
+      <w:pPr>
+        <w:spacing w:line="324" w:lineRule="auto" w:before="200" w:after="80"/>
+      </w:pPr>
+      <w:r>
+        <w:rPr w:rFonts="맑은 고딕">
+          <w:rFonts w:ascii="맑은 고딕" w:hAnsi="맑은 고딕" w:eastAsia="맑은 고딕"/>
+          <w:b/>
+          <w:color w:val="1E3A8A"/>
+          <w:sz w:val="24"/>
+        </w:rPr>
+        <w:t>2. 아티스트 정보</w:t>
+      </w:r>
+    </w:p>
+    <w:p>
+      <w:pPr>
+        <w:spacing w:line="324" w:lineRule="auto" w:after="80"/>
+      </w:pPr>
+      <w:r>
+        <w:rPr w:rFonts="맑은 고딕">
+          <w:rFonts w:ascii="맑은 고딕" w:hAnsi="맑은 고딕" w:eastAsia="맑은 고딕"/>
+          <w:b w:val="0"/>
+          <w:color w:val="6B7280"/>
+          <w:sz w:val="21"/>
+        </w:rPr>
+        <w:t xml:space="preserve">· </w:t>
+      </w:r>
+      <w:r>
+        <w:rPr w:rFonts="맑은 고딕">
+          <w:rFonts w:ascii="맑은 고딕" w:hAnsi="맑은 고딕" w:eastAsia="맑은 고딕"/>
+          <w:b/>
+          <w:color w:val="1F2937"/>
+          <w:sz w:val="21"/>
+        </w:rPr>
+        <w:t xml:space="preserve">국적: </w:t>
+      </w:r>
+      <w:r>
+        <w:rPr w:rFonts="맑은 고딕">
+          <w:rFonts w:ascii="맑은 고딕" w:hAnsi="맑은 고딕" w:eastAsia="맑은 고딕"/>
+          <w:b w:val="0"/>
+          <w:sz w:val="21"/>
+        </w:rPr>
+        <w:t>미국</w:t>
+      </w:r>
+    </w:p>
+    <w:p>
+      <w:pPr>
+        <w:spacing w:line="324" w:lineRule="auto" w:after="80"/>
+      </w:pPr>
+      <w:r>
+        <w:rPr w:rFonts="맑은 고딕">
+          <w:rFonts w:ascii="맑은 고딕" w:hAnsi="맑은 고딕" w:eastAsia="맑은 고딕"/>
+          <w:b w:val="0"/>
+          <w:color w:val="6B7280"/>
+          <w:sz w:val="21"/>
+        </w:rPr>
+        <w:t xml:space="preserve">· </w:t>
+      </w:r>
+      <w:r>
+        <w:rPr w:rFonts="맑은 고딕">
+          <w:rFonts w:ascii="맑은 고딕" w:hAnsi="맑은 고딕" w:eastAsia="맑은 고딕"/>
+          <w:b/>
+          <w:color w:val="1F2937"/>
+          <w:sz w:val="21"/>
+        </w:rPr>
+        <w:t xml:space="preserve">생몰년도: </w:t>
+      </w:r>
+      <w:r>
+        <w:rPr w:rFonts="맑은 고딕">
+          <w:rFonts w:ascii="맑은 고딕" w:hAnsi="맑은 고딕" w:eastAsia="맑은 고딕"/>
+          <w:b w:val="0"/>
+          <w:sz w:val="21"/>
+        </w:rPr>
+        <w:t>1958년 5월 2일 ~ 현재</w:t>
+      </w:r>
+    </w:p>
+    <w:p>
+      <w:pPr>
+        <w:spacing w:line="324" w:lineRule="auto" w:after="80"/>
+      </w:pPr>
+      <w:r>
+        <w:rPr w:rFonts="맑은 고딕">
+          <w:rFonts w:ascii="맑은 고딕" w:hAnsi="맑은 고딕" w:eastAsia="맑은 고딕"/>
+          <w:b w:val="0"/>
+          <w:color w:val="6B7280"/>
+          <w:sz w:val="21"/>
+        </w:rPr>
+        <w:t xml:space="preserve">· </w:t>
+      </w:r>
+      <w:r>
+        <w:rPr w:rFonts="맑은 고딕">
+          <w:rFonts w:ascii="맑은 고딕" w:hAnsi="맑은 고딕" w:eastAsia="맑은 고딕"/>
+          <w:b/>
+          <w:color w:val="1F2937"/>
+          <w:sz w:val="21"/>
+        </w:rPr>
+        <w:t xml:space="preserve">그룹 소속: </w:t>
+      </w:r>
+      <w:r>
+        <w:rPr w:rFonts="맑은 고딕">
+          <w:rFonts w:ascii="맑은 고딕" w:hAnsi="맑은 고딕" w:eastAsia="맑은 고딕"/>
+          <w:b w:val="0"/>
+          <w:sz w:val="21"/>
+        </w:rPr>
+        <w:t>솔로</w:t>
+      </w:r>
+    </w:p>
+    <w:p>
+      <w:pPr>
+        <w:spacing w:line="324" w:lineRule="auto" w:after="80"/>
+      </w:pPr>
+      <w:r>
+        <w:rPr w:rFonts="맑은 고딕">
+          <w:rFonts w:ascii="맑은 고딕" w:hAnsi="맑은 고딕" w:eastAsia="맑은 고딕"/>
+          <w:b w:val="0"/>
+          <w:color w:val="6B7280"/>
+          <w:sz w:val="21"/>
+        </w:rPr>
+        <w:t xml:space="preserve">· </w:t>
+      </w:r>
+      <w:r>
+        <w:rPr w:rFonts="맑은 고딕">
+          <w:rFonts w:ascii="맑은 고딕" w:hAnsi="맑은 고딕" w:eastAsia="맑은 고딕"/>
+          <w:b/>
+          <w:color w:val="1F2937"/>
+          <w:sz w:val="21"/>
+        </w:rPr>
+        <w:t xml:space="preserve">아티스트 소개: </w:t>
+      </w:r>
+      <w:r>
+        <w:rPr w:rFonts="맑은 고딕">
+          <w:rFonts w:ascii="맑은 고딕" w:hAnsi="맑은 고딕" w:eastAsia="맑은 고딕"/>
+          <w:b w:val="0"/>
+          <w:sz w:val="21"/>
+        </w:rPr>
+        <w:t>섀넌(Shannon Brenda Greene)은 파워풀하고 극적인 R&amp;B 가창력을 바탕으로 신시사이저 기반의 일렉트로 댄스 비트를 지배한 '프리스타일의 여왕'입니다. 고전적인 흑인 소울의 깊은 정서와 미래지향적인 전자 음향을 완벽하게 결합함으로써 80년대 팝과 클럽 씬의 지형도를 단숨에 바꾸어 놓은 독보적인 디바입니다.</w:t>
+      </w:r>
+    </w:p>
+    <w:p>
+      <w:pPr>
+        <w:spacing w:line="324" w:lineRule="auto" w:before="200" w:after="80"/>
+      </w:pPr>
+      <w:r>
+        <w:rPr w:rFonts="맑은 고딕">
+          <w:rFonts w:ascii="맑은 고딕" w:hAnsi="맑은 고딕" w:eastAsia="맑은 고딕"/>
+          <w:b/>
+          <w:color w:val="1E3A8A"/>
+          <w:sz w:val="24"/>
+        </w:rPr>
+        <w:t>3. 음반 상세 분석</w:t>
+      </w:r>
+    </w:p>
+    <w:p>
+      <w:pPr>
+        <w:spacing w:line="324" w:lineRule="auto" w:after="80"/>
+      </w:pPr>
+      <w:r>
+        <w:rPr w:rFonts="맑은 고딕">
+          <w:rFonts w:ascii="맑은 고딕" w:hAnsi="맑은 고딕" w:eastAsia="맑은 고딕"/>
+          <w:b w:val="0"/>
+          <w:color w:val="6B7280"/>
+          <w:sz w:val="21"/>
+        </w:rPr>
+        <w:t xml:space="preserve">· </w:t>
+      </w:r>
+      <w:r>
+        <w:rPr w:rFonts="맑은 고딕">
+          <w:rFonts w:ascii="맑은 고딕" w:hAnsi="맑은 고딕" w:eastAsia="맑은 고딕"/>
+          <w:b/>
+          <w:color w:val="1F2937"/>
+          <w:sz w:val="21"/>
+        </w:rPr>
+        <w:t xml:space="preserve">역사적 위치: </w:t>
+      </w:r>
+      <w:r>
+        <w:rPr w:rFonts="맑은 고딕">
+          <w:rFonts w:ascii="맑은 고딕" w:hAnsi="맑은 고딕" w:eastAsia="맑은 고딕"/>
+          <w:b w:val="0"/>
+          <w:sz w:val="21"/>
+        </w:rPr>
+        <w:t>본 작은 디스코 쇠퇴 이후 일렉트로 펑크와 힙합 비트, 라틴 리듬이 융합되어 태동한 '프리스타일(Latin Freestyle)' 장르의 교과서이자 출발점으로 평가받습니다. 롤랜드 TR-808 드럼 머신과 신커션(Syncussion)의 날카롭고 절도 있는 비트 위에 풍성한 선율미를 얹어낸 정교한 사운드 엔지니어링은 훗날 하우스와 팝 음악 전반에 지대한 영향을 미친 마스터피스입니다.</w:t>
+      </w:r>
+    </w:p>
+    <w:p>
+      <w:pPr>
+        <w:spacing w:line="324" w:lineRule="auto" w:after="80"/>
+      </w:pPr>
+      <w:r>
+        <w:rPr w:rFonts="맑은 고딕">
+          <w:rFonts w:ascii="맑은 고딕" w:hAnsi="맑은 고딕" w:eastAsia="맑은 고딕"/>
+          <w:b w:val="0"/>
+          <w:color w:val="6B7280"/>
+          <w:sz w:val="21"/>
+        </w:rPr>
+        <w:t xml:space="preserve">· </w:t>
+      </w:r>
+      <w:r>
+        <w:rPr w:rFonts="맑은 고딕">
+          <w:rFonts w:ascii="맑은 고딕" w:hAnsi="맑은 고딕" w:eastAsia="맑은 고딕"/>
+          <w:b/>
+          <w:color w:val="1F2937"/>
+          <w:sz w:val="21"/>
+        </w:rPr>
+        <w:t xml:space="preserve">시대의 흔적(스토리텔링): </w:t>
+      </w:r>
+      <w:r>
+        <w:rPr w:rFonts="맑은 고딕">
+          <w:rFonts w:ascii="맑은 고딕" w:hAnsi="맑은 고딕" w:eastAsia="맑은 고딕"/>
+          <w:b w:val="0"/>
+          <w:sz w:val="21"/>
+        </w:rPr>
+        <w:t>1980년대 초 뉴욕 언더그라운드 클럽과 거리의 청춘들은 혼란스러운 사회적 변화 속에서 고독을 잊기 위해 음악에 몸을 맡겼습니다. 상처받은 마음을 춤과 멜로디로 치유하고자 했던 당시 젊은 세대의 불안과 낭만이 섀넌의 호소력 짙은 음성과 밤을 가르는 신시사이저 선율 곳곳에 짙은 향수로 스며들어 있습니다.</w:t>
+      </w:r>
+    </w:p>
+    <w:p>
+      <w:pPr>
+        <w:spacing w:line="324" w:lineRule="auto" w:before="200" w:after="80"/>
+      </w:pPr>
+      <w:r>
+        <w:rPr w:rFonts="맑은 고딕">
+          <w:rFonts w:ascii="맑은 고딕" w:hAnsi="맑은 고딕" w:eastAsia="맑은 고딕"/>
+          <w:b/>
+          <w:color w:val="1E3A8A"/>
+          <w:sz w:val="24"/>
+        </w:rPr>
+        <w:t>4. 주요 수록곡 및 감상 제언</w:t>
+      </w:r>
+    </w:p>
+    <w:p>
+      <w:pPr>
+        <w:spacing w:line="324" w:lineRule="auto" w:after="80"/>
+      </w:pPr>
+      <w:r>
+        <w:rPr w:rFonts="맑은 고딕">
+          <w:rFonts w:ascii="맑은 고딕" w:hAnsi="맑은 고딕" w:eastAsia="맑은 고딕"/>
+          <w:b w:val="0"/>
+          <w:color w:val="6B7280"/>
+          <w:sz w:val="21"/>
+        </w:rPr>
+        <w:t xml:space="preserve">· </w:t>
+      </w:r>
+      <w:r>
+        <w:rPr w:rFonts="맑은 고딕">
+          <w:rFonts w:ascii="맑은 고딕" w:hAnsi="맑은 고딕" w:eastAsia="맑은 고딕"/>
+          <w:b/>
+          <w:color w:val="1F2937"/>
+          <w:sz w:val="21"/>
+        </w:rPr>
+        <w:t xml:space="preserve">주요 수록곡 특징: </w:t>
+      </w:r>
+      <w:r>
+        <w:rPr w:rFonts="맑은 고딕">
+          <w:rFonts w:ascii="맑은 고딕" w:hAnsi="맑은 고딕" w:eastAsia="맑은 고딕"/>
+          <w:b w:val="0"/>
+          <w:sz w:val="21"/>
+        </w:rPr>
+        <w:t>혁명적인 신스 베이스라인과 비장미 넘치는 보컬이 압도적인 불멸의 타이틀곡 'Let the Music Play', 드라마틱한 리듬 전개와 애절한 멜로디가 돋보이는 'Give Me Tonight', 도시적인 세련미와 감성적인 그루브가 넘실대는 'My Heart's Divided' 등 수록곡 전반이 빼어난 서정성과 역동적인 에너지를 조화롭게 담아내고 있습니다.</w:t>
+      </w:r>
+    </w:p>
+    <w:p>
+      <w:pPr>
+        <w:spacing w:line="324" w:lineRule="auto" w:after="80"/>
+      </w:pPr>
+      <w:r>
+        <w:rPr w:rFonts="맑은 고딕">
+          <w:rFonts w:ascii="맑은 고딕" w:hAnsi="맑은 고딕" w:eastAsia="맑은 고딕"/>
+          <w:b w:val="0"/>
+          <w:color w:val="6B7280"/>
+          <w:sz w:val="21"/>
+        </w:rPr>
+        <w:t xml:space="preserve">· </w:t>
+      </w:r>
+      <w:r>
+        <w:rPr w:rFonts="맑은 고딕">
+          <w:rFonts w:ascii="맑은 고딕" w:hAnsi="맑은 고딕" w:eastAsia="맑은 고딕"/>
+          <w:b/>
+          <w:color w:val="1F2937"/>
+          <w:sz w:val="21"/>
+        </w:rPr>
+        <w:t xml:space="preserve">빈티지 감상 제언: </w:t>
+      </w:r>
+      <w:r>
+        <w:rPr w:rFonts="맑은 고딕">
+          <w:rFonts w:ascii="맑은 고딕" w:hAnsi="맑은 고딕" w:eastAsia="맑은 고딕"/>
+          <w:b w:val="0"/>
+          <w:sz w:val="21"/>
+        </w:rPr>
+        <w:t>디지털 스트리밍의 차가운 평면성과 달리, 바이닐(LP)을 통해 재생되는 본 작은 80년대 아날로그 신시사이저의 두터운 질감과 단단한 킥 드럼의 타격감을 진공관 앰프의 온기로 풍성하게 재현합니다. 턴테이블 바늘이 소리골을 스치며 뿜어내는 깊고 묵직한 베이스의 울림은 청음 공간을 순식간에 80년대 뉴욕의 클래식 오디오 룸으로 변모시킵니다.</w:t>
+      </w:r>
+    </w:p>
+    <w:p>
+      <w:pPr>
+        <w:spacing w:line="324" w:lineRule="auto" w:after="80"/>
+      </w:pPr>
+      <w:r>
+        <w:rPr w:rFonts="맑은 고딕">
+          <w:rFonts w:ascii="맑은 고딕" w:hAnsi="맑은 고딕" w:eastAsia="맑은 고딕"/>
+          <w:b w:val="0"/>
+          <w:color w:val="6B7280"/>
+          <w:sz w:val="21"/>
+        </w:rPr>
+        <w:t xml:space="preserve">· </w:t>
+      </w:r>
+      <w:r>
+        <w:rPr w:rFonts="맑은 고딕">
+          <w:rFonts w:ascii="맑은 고딕" w:hAnsi="맑은 고딕" w:eastAsia="맑은 고딕"/>
+          <w:b/>
+          <w:color w:val="1F2937"/>
+          <w:sz w:val="21"/>
+        </w:rPr>
+        <w:t xml:space="preserve">소장 가치: </w:t>
+      </w:r>
+      <w:r>
+        <w:rPr w:rFonts="맑은 고딕">
+          <w:rFonts w:ascii="맑은 고딕" w:hAnsi="맑은 고딕" w:eastAsia="맑은 고딕"/>
+          <w:b w:val="0"/>
+          <w:sz w:val="21"/>
+        </w:rPr>
+        <w:t>현대 일렉트로닉 댄스 팝의 기원을 아날로그 포맷으로 마주할 수 있는 기념비적인 명반으로, 오리지널 바이닐 특유의 역동적인 펀치력과 역사적 희소성 덕분에 LP 애호가와 팝 컬렉터 모두에게 서재의 한 켠을 반드시 내어주어야 할 필청 소장반입니다.</w:t>
+      </w:r>
+    </w:p>
+    <w:p>
+      <w:pPr>
+        <w:spacing w:line="324" w:lineRule="auto" w:after="120" w:before="160"/>
+      </w:pPr>
+      <w:r>
+        <w:rPr w:rFonts="맑은 고딕">
+          <w:rFonts w:ascii="맑은 고딕" w:hAnsi="맑은 고딕" w:eastAsia="맑은 고딕"/>
+          <w:b/>
+          <w:color w:val="4338CA"/>
+          <w:sz w:val="21"/>
+        </w:rPr>
+        <w:t>이 음반을 통해 차가운 비트 위로 피어오르는 뜨거운 소울의 울림과 찬란했던 80년대의 낭만이 전해주는 감동을 다시 한번 경험해 보시는 것은 어떨까요?</w:t>
       </w:r>
     </w:p>
     <w:sectPr>
       <w:pgSz w:w="12240" w:h="15840"/>
-      <w:pgMar w:top="1440" w:right="1440" w:bottom="1440" w:left="1440" w:header="720" w:footer="720" w:gutter="0"/>
+      <w:pgMar w:top="1152" w:right="1296" w:bottom="1152" w:left="1296" w:header="720" w:footer="720" w:gutter="0"/>
       <w:cols w:space="720"/>
       <w:docGrid w:linePitch="360"/>
     </w:sectPr>

--- a/word_reports/LP_0312_위치_293_Shannon_Let the Music Pla.docx
+++ b/word_reports/LP_0312_위치_293_Shannon_Let the Music Pla.docx
@@ -32,7 +32,7 @@
     </w:p>
     <w:p>
       <w:pPr>
-        <w:spacing w:line="324" w:lineRule="auto" w:before="80" w:after="160"/>
+        <w:spacing w:line="324" w:lineRule="auto" w:before="80" w:after="120"/>
       </w:pPr>
       <w:r>
         <w:rPr w:rFonts="맑은 고딕">
@@ -42,13 +42,6 @@
           <w:sz w:val="22"/>
         </w:rPr>
         <w:t xml:space="preserve">[음반 소개] </w:t>
-      </w:r>
-      <w:r>
-        <w:rPr w:rFonts="맑은 고딕">
-          <w:rFonts w:ascii="맑은 고딕" w:hAnsi="맑은 고딕" w:eastAsia="맑은 고딕"/>
-          <w:b w:val="0"/>
-          <w:sz w:val="21"/>
-        </w:rPr>
       </w:r>
     </w:p>
     <w:p>
@@ -61,7 +54,33 @@
           <w:b w:val="0"/>
           <w:sz w:val="21"/>
         </w:rPr>
-        <w:t>1980년대 초반, 디스코의 화려한 황혼을 지나 새로운 전자 음악의 새벽을 연 섀넌(Shannon)의 데뷔작 *Let the Music Play*는 댄스 팝과 일렉트로 펑크의 경계를 허문 음악사적 분수령입니다. 차가운 신시사이저의 비트 속에서도 찬란하게 피어나는 폭발적인 소울 보컬은 시대를 뛰어넘어 리스너들의 심장을 박동하게 만듭니다. '프리스타일(Freestyle)'이라는 새로운 음악적 조류의 효시가 된 이 음반은 청춘의 찬란한 해방감과 애절한 낭만을 고스란히 품고 있습니다. 턴테이블 위에서 회전하는 그루브 속에 깃든 혁신성은 반세기가 지난 오늘날에도 여전히 영롱한 아날로그의 빛을 발합니다.</w:t>
+        <w:t>1980년대 초반, 디스코의 종언과 뉴웨이브의 물결 속에서 대중음악계는 새로운 활로를 모색하고 있었습니다. 그러한 거대한 변혁의 중심에서 1984년 미라지(Mirage) 레코드를 통해 세상에 첫선을 보인 섀넌(Shannon)의 데뷔 앨범 《Let the Music Play》는 팝과 댄스 음악사의 나침반을 완전히 바꾸어 놓은 기념비적인 걸작입니다. 프로듀서 크리스 바르보사(Chris Barbosa)와 마크 리겟(Mark Liggett)의 번뜩이는 혜안으로 빚어낸 이 음반은, 훗날 ‘프리스타일(Freestyle)’과 ‘일렉트로 훵크(Electro-Funk)’라는 새로운 음악적 조류를 태동시키며 당대 클럽 씬과 팝 라디오를 단숨에 평정했습니다.</w:t>
+      </w:r>
+    </w:p>
+    <w:p>
+      <w:pPr>
+        <w:spacing w:line="324" w:lineRule="auto" w:after="120"/>
+      </w:pPr>
+      <w:r>
+        <w:rPr w:rFonts="맑은 고딕">
+          <w:rFonts w:ascii="맑은 고딕" w:hAnsi="맑은 고딕" w:eastAsia="맑은 고딕"/>
+          <w:b w:val="0"/>
+          <w:sz w:val="21"/>
+        </w:rPr>
+        <w:t>이 앨범의 진정한 가치는 기계적이고 날카로운 전자 비트와 아티스트의 비감 어린 소울이 빚어내는 역설적인 조화에 있습니다. 롤랜드 TR-808 드럼 머신이 뿜어내는 육중하고 잘게 쪼개진 싱코페이션 리듬, 그리고 차가운 아날로그 신시사이저의 선율 위로 얹히는 섀넌의 보컬은 단순한 클럽용 음악의 차원을 훌쩍 뛰어넘습니다. 그녀의 목소리는 화려한 미러볼의 불빛 아래 감추어진 고독, 떠나간 연인을 향한 갈망과 슬픔을 드라마틱한 호소력으로 토해내며, 댄스 플로어를 단순한 유희의 공간이 아닌 한 편의 서정적 비극이 펼쳐지는 무대로 탈바꿈시켰습니다.</w:t>
+      </w:r>
+    </w:p>
+    <w:p>
+      <w:pPr>
+        <w:spacing w:line="324" w:lineRule="auto" w:after="120"/>
+      </w:pPr>
+      <w:r>
+        <w:rPr w:rFonts="맑은 고딕">
+          <w:rFonts w:ascii="맑은 고딕" w:hAnsi="맑은 고딕" w:eastAsia="맑은 고딕"/>
+          <w:b w:val="0"/>
+          <w:sz w:val="21"/>
+        </w:rPr>
+        <w:t>세월이 반세기를 향해 흘러가는 오늘날에도 본작이 전하는 전율은 조금도 바래지 않았습니다. 디지털 시대의 정형화된 비트가 흉내 낼 수 없는 두툼하고 온기 어린 아날로그 신스의 질감, 그리고 격정적인 그루브 속에 새겨진 청춘의 날 선 에너지는 세대를 초월하여 듣는 이의 심장을 고동치게 만듭니다. 음악을 통해 상처를 치유하고 고통을 승화시키고자 했던 아티스트의 순수한 열정은, 바이닐의 소릿골에 영원히 지워지지 않을 생명력으로 깊게 각인되어 있습니다.</w:t>
       </w:r>
     </w:p>
     <w:p>
@@ -168,7 +187,7 @@
           <w:b w:val="0"/>
           <w:sz w:val="21"/>
         </w:rPr>
-        <w:t>1984년 미라지/애틀랜틱 레코드(Mirage/Atlantic Records)를 통해 발매된 섀넌의 정규 데뷔 앨범으로, 프로듀서 크리스 바르보사(Chris Barbosa)와 마크 리겟(Mark Liggett)이 주도하여 댄스 음악의 혁명적 사운드라 불리는 '프리스타일' 장르의 탄생을 알린 역사적인 명반입니다.</w:t>
+        <w:t>1984년 미라지/앳코(Mirage/Atco) 레코드를 통해 발매된 섀넌의 데뷔 정규 앨범으로, 신시사이저와 일렉트로닉 드럼 머신을 혁신적으로 도입하여 80년대 댄스 팝과 프리스타일 장르의 출발점을 알린 역사적 명반.</w:t>
       </w:r>
     </w:p>
     <w:p>
@@ -199,7 +218,7 @@
           <w:b w:val="0"/>
           <w:sz w:val="21"/>
         </w:rPr>
-        <w:t>타이틀곡 'Let the Music Play'가 빌보드 핫 100 차트 8위, 댄스 클럽 플레이 차트 1위에 오르며 전 세계적인 신드롬을 일으켰고, 앨범 역시 미국 음반 산업 협회(RIAA) 골드(50만 장 이상 판매) 인증을 획득하며 상업적으로 눈부신 성공을 거두었습니다.</w:t>
+        <w:t>미국 음반산업협회(RIAA) 골드(Gold) 인증을 획득하였으며, 동명의 타이틀 싱글은 빌보드 핫 100 차트 8위, 댄스 클럽 송즈 차트 1위, 핫 블랙 싱글즈 차트 2위에 오르며 전 세계적인 메가 히트를 기록.</w:t>
       </w:r>
     </w:p>
     <w:p>
@@ -230,7 +249,7 @@
           <w:b w:val="0"/>
           <w:sz w:val="21"/>
         </w:rPr>
-        <w:t>1985년 제27회 그래미 어워드 '최우수 여성 R&amp;B 보컬 퍼포먼스(Best R&amp;B Vocal Performance, Female)' 부문에 노미네이트되었으며, 주요 음악 전문지로부터 80년대를 대표하는 최고의 댄스 클래식으로 공인받았습니다.</w:t>
+        <w:t>1985년 제27회 그래미 어워드 ‘최우수 여성 R&amp;B 보컬 퍼포먼스(Best Female R&amp;B Vocal Performance)’ 부문에 노미네이트되며, 대중적 상업성을 넘어 보컬리스트로서의 예술적 역량과 음악적 완성도를 세계적으로 공인받음.</w:t>
       </w:r>
     </w:p>
     <w:p>
@@ -368,7 +387,7 @@
           <w:b w:val="0"/>
           <w:sz w:val="21"/>
         </w:rPr>
-        <w:t>섀넌(Shannon Brenda Greene)은 파워풀하고 극적인 R&amp;B 가창력을 바탕으로 신시사이저 기반의 일렉트로 댄스 비트를 지배한 '프리스타일의 여왕'입니다. 고전적인 흑인 소울의 깊은 정서와 미래지향적인 전자 음향을 완벽하게 결합함으로써 80년대 팝과 클럽 씬의 지형도를 단숨에 바꾸어 놓은 독보적인 디바입니다.</w:t>
+        <w:t>섀넌(Shannon)은 폭발적인 가창력과 짙은 소울 감성을 무기로 80년대 댄스 팝과 라틴 프리스타일 음악의 초석을 다진 전설적인 디바입니다. 화려한 전자음의 비트 속에서도 결코 매몰되지 않는 독보적인 성량과 비장미 넘치는 음색을 선보이며 대중음악사에 굵직한 족적을 남겼습니다.</w:t>
       </w:r>
     </w:p>
     <w:p>
@@ -413,7 +432,7 @@
           <w:b w:val="0"/>
           <w:sz w:val="21"/>
         </w:rPr>
-        <w:t>본 작은 디스코 쇠퇴 이후 일렉트로 펑크와 힙합 비트, 라틴 리듬이 융합되어 태동한 '프리스타일(Latin Freestyle)' 장르의 교과서이자 출발점으로 평가받습니다. 롤랜드 TR-808 드럼 머신과 신커션(Syncussion)의 날카롭고 절도 있는 비트 위에 풍성한 선율미를 얹어낸 정교한 사운드 엔지니어링은 훗날 하우스와 팝 음악 전반에 지대한 영향을 미친 마스터피스입니다.</w:t>
+        <w:t>디스코의 쇠퇴 이후 일렉트로닉 사운드와 R&amp;B, 라틴 리듬을 유기적으로 결합하여 일명 ‘샤논 사운드(The Shannon Sound)’를 창시한 걸작입니다. 훗날 마돈나를 필두로 한 80년대 중후반 여성 댄스 팝 아티스트들의 음악적 어법에 지대한 영향을 미친 댄스 음악사의 결정적 분기점입니다.</w:t>
       </w:r>
     </w:p>
     <w:p>
@@ -444,7 +463,7 @@
           <w:b w:val="0"/>
           <w:sz w:val="21"/>
         </w:rPr>
-        <w:t>1980년대 초 뉴욕 언더그라운드 클럽과 거리의 청춘들은 혼란스러운 사회적 변화 속에서 고독을 잊기 위해 음악에 몸을 맡겼습니다. 상처받은 마음을 춤과 멜로디로 치유하고자 했던 당시 젊은 세대의 불안과 낭만이 섀넌의 호소력 짙은 음성과 밤을 가르는 신시사이저 선율 곳곳에 짙은 향수로 스며들어 있습니다.</w:t>
+        <w:t>1980년대 초 뉴욕 언더그라운드 클럽의 짙은 밤안개와 거리의 자유로운 공기를 완벽하게 포착하고 있습니다. 차가운 도시의 네온사인 아래에서 상처받은 청춘들이 음악에 몸을 맡긴 채 아픔을 잊고자 했던 당대의 정서적 갈망과 낭만이 묵직한 베이스 비트 사이로 고스란히 배어 있습니다.</w:t>
       </w:r>
     </w:p>
     <w:p>
@@ -489,7 +508,7 @@
           <w:b w:val="0"/>
           <w:sz w:val="21"/>
         </w:rPr>
-        <w:t>혁명적인 신스 베이스라인과 비장미 넘치는 보컬이 압도적인 불멸의 타이틀곡 'Let the Music Play', 드라마틱한 리듬 전개와 애절한 멜로디가 돋보이는 'Give Me Tonight', 도시적인 세련미와 감성적인 그루브가 넘실대는 'My Heart's Divided' 등 수록곡 전반이 빼어난 서정성과 역동적인 에너지를 조화롭게 담아내고 있습니다.</w:t>
+        <w:t>일렉트로닉 댄스 팝의 불멸의 고전으로 꼽히며 드라마틱한 전개가 압도적인 ‘Let the Music Play’, 전작의 기세를 이어받아 보다 매혹적이고 그루비한 선율을 들려주는 ‘Give Me Tonight’, 섀넌의 애절한 가창력이 돋보이는 ‘My Heart’s Divided’ 등 정교한 비트와 멜로디의 응집력이 탁월합니다.</w:t>
       </w:r>
     </w:p>
     <w:p>
@@ -520,7 +539,7 @@
           <w:b w:val="0"/>
           <w:sz w:val="21"/>
         </w:rPr>
-        <w:t>디지털 스트리밍의 차가운 평면성과 달리, 바이닐(LP)을 통해 재생되는 본 작은 80년대 아날로그 신시사이저의 두터운 질감과 단단한 킥 드럼의 타격감을 진공관 앰프의 온기로 풍성하게 재현합니다. 턴테이블 바늘이 소리골을 스치며 뿜어내는 깊고 묵직한 베이스의 울림은 청음 공간을 순식간에 80년대 뉴욕의 클래식 오디오 룸으로 변모시킵니다.</w:t>
+        <w:t>롤랜드 TR-808 특유의 묵직한 킥 드럼과 건조한 스네어, 아날로그 신스의 아르페지오가 일품인 만큼, 풍성한 중저역과 탄력적인 댐핑을 들려주는 진공관 앰프와 감도 높은 스피커의 매칭을 권합니다. LP 특유의 굵직한 소릿골 마찰음이 전자 비트와 절묘하게 어우러져 당대 클럽의 현장감과 온기를 놀랍도록 생생하게 재현합니다.</w:t>
       </w:r>
     </w:p>
     <w:p>
@@ -551,7 +570,7 @@
           <w:b w:val="0"/>
           <w:sz w:val="21"/>
         </w:rPr>
-        <w:t>현대 일렉트로닉 댄스 팝의 기원을 아날로그 포맷으로 마주할 수 있는 기념비적인 명반으로, 오리지널 바이닐 특유의 역동적인 펀치력과 역사적 희소성 덕분에 LP 애호가와 팝 컬렉터 모두에게 서재의 한 켠을 반드시 내어주어야 할 필청 소장반입니다.</w:t>
+        <w:t>프리스타일과 현대 댄스 팝의 태동을 목도할 수 있는 대체 불가능한 사료적 가치를 지닌 음반입니다. 특히 본 오리지널 바이닐은 80년대 아날로그 마스터링 특유의 공간감과 다이내믹 레인지를 온전히 간직하고 있어, 진정한 팝 컬렉터라면 결코 놓쳐서는 안 될 필청반입니다.</w:t>
       </w:r>
     </w:p>
     <w:p>
@@ -565,7 +584,7 @@
           <w:color w:val="4338CA"/>
           <w:sz w:val="21"/>
         </w:rPr>
-        <w:t>이 음반을 통해 차가운 비트 위로 피어오르는 뜨거운 소울의 울림과 찬란했던 80년대의 낭만이 전해주는 감동을 다시 한번 경험해 보시는 것은 어떨까요?</w:t>
+        <w:t>이 음반을 통해 화려한 전자 비트 속에 피어난 80년대 아날로그 댄스 팝의 원초적 열정과 아티스트의 애절한 영혼이 전해주는 감동을 다시 한번 경험해 보시는 것은 어떨까요?</w:t>
       </w:r>
     </w:p>
     <w:sectPr>
